--- a/1/Пример отчета.docx
+++ b/1/Пример отчета.docx
@@ -493,23 +493,13 @@
           <w:szCs w:val="28"/>
         </w:rPr>
       </w:pPr>
-      <w:proofErr w:type="spellStart"/>
       <w:r>
         <w:rPr>
           <w:rFonts w:cs="Times New Roman"/>
           <w:b/>
           <w:szCs w:val="28"/>
         </w:rPr>
-        <w:t>Петаев</w:t>
-      </w:r>
-      <w:proofErr w:type="spellEnd"/>
-      <w:r>
-        <w:rPr>
-          <w:rFonts w:cs="Times New Roman"/>
-          <w:b/>
-          <w:szCs w:val="28"/>
-        </w:rPr>
-        <w:t xml:space="preserve"> Дмитрий Викторович</w:t>
+        <w:t>Петаев Дмитрий Викторович</w:t>
       </w:r>
     </w:p>
     <w:p>
@@ -907,68 +897,50 @@
           <w:iCs/>
           <w:szCs w:val="28"/>
         </w:rPr>
-        <w:t xml:space="preserve">Задание </w:t>
+        <w:t>Задание 1,2</w:t>
       </w:r>
+    </w:p>
+    <w:p>
+      <w:pPr>
+        <w:spacing w:line="240" w:lineRule="auto"/>
+        <w:ind w:firstLine="0"/>
+        <w:jc w:val="left"/>
+        <w:rPr>
+          <w:lang w:val="en-US"/>
+        </w:rPr>
+      </w:pPr>
       <w:r>
+        <w:rPr>
+          <w:lang w:val="en-US"/>
+        </w:rPr>
+        <w:br w:type="page"/>
+      </w:r>
+    </w:p>
+    <w:p>
+      <w:pPr>
+        <w:rPr>
+          <w:lang w:val="en-US"/>
+        </w:rPr>
+      </w:pPr>
+    </w:p>
+    <w:p>
+      <w:pPr>
+        <w:ind w:firstLine="539"/>
         <w:rPr>
           <w:b/>
           <w:i/>
           <w:iCs/>
           <w:szCs w:val="28"/>
         </w:rPr>
-        <w:t>1,2</w:t>
-      </w:r>
-    </w:p>
-    <w:p>
-      <w:pPr>
-        <w:spacing w:line="240" w:lineRule="auto"/>
-        <w:ind w:firstLine="0"/>
-        <w:jc w:val="left"/>
-        <w:rPr>
-          <w:lang w:val="en-US"/>
-        </w:rPr>
       </w:pPr>
       <w:r>
-        <w:rPr>
-          <w:lang w:val="en-US"/>
-        </w:rPr>
-        <w:br w:type="page"/>
-      </w:r>
-    </w:p>
-    <w:p>
-      <w:pPr>
-        <w:rPr>
-          <w:lang w:val="en-US"/>
-        </w:rPr>
-      </w:pPr>
-    </w:p>
-    <w:p>
-      <w:pPr>
-        <w:ind w:firstLine="539"/>
         <w:rPr>
           <w:b/>
           <w:i/>
           <w:iCs/>
           <w:szCs w:val="28"/>
         </w:rPr>
-      </w:pPr>
-      <w:r>
-        <w:rPr>
-          <w:b/>
-          <w:i/>
-          <w:iCs/>
-          <w:szCs w:val="28"/>
-        </w:rPr>
-        <w:t xml:space="preserve">Задание </w:t>
-      </w:r>
-      <w:r>
-        <w:rPr>
-          <w:b/>
-          <w:i/>
-          <w:iCs/>
-          <w:szCs w:val="28"/>
-        </w:rPr>
-        <w:t>3</w:t>
+        <w:t>Задание 3</w:t>
       </w:r>
     </w:p>
     <w:p>
@@ -1098,16 +1070,7 @@
           <w:iCs/>
           <w:szCs w:val="28"/>
         </w:rPr>
-        <w:t xml:space="preserve">Задание </w:t>
-      </w:r>
-      <w:r>
-        <w:rPr>
-          <w:b/>
-          <w:i/>
-          <w:iCs/>
-          <w:szCs w:val="28"/>
-        </w:rPr>
-        <w:t>4</w:t>
+        <w:t>Задание 4</w:t>
       </w:r>
     </w:p>
     <w:p>
@@ -1206,16 +1169,7 @@
           <w:iCs/>
           <w:szCs w:val="28"/>
         </w:rPr>
-        <w:t xml:space="preserve">Задание </w:t>
-      </w:r>
-      <w:r>
-        <w:rPr>
-          <w:b/>
-          <w:i/>
-          <w:iCs/>
-          <w:szCs w:val="28"/>
-        </w:rPr>
-        <w:t>5</w:t>
+        <w:t>Задание 5</w:t>
       </w:r>
     </w:p>
     <w:p/>
@@ -1304,19 +1258,21 @@
           <w:iCs/>
           <w:szCs w:val="28"/>
         </w:rPr>
-        <w:t xml:space="preserve">Задание </w:t>
+        <w:t>Задание 6</w:t>
       </w:r>
-      <w:r>
+    </w:p>
+    <w:p/>
+    <w:p>
+      <w:pPr>
+        <w:ind w:firstLine="539"/>
         <w:rPr>
           <w:b/>
           <w:i/>
           <w:iCs/>
           <w:szCs w:val="28"/>
         </w:rPr>
-        <w:t>6</w:t>
-      </w:r>
+      </w:pPr>
     </w:p>
-    <w:p/>
     <w:p>
       <w:pPr>
         <w:ind w:firstLine="539"/>
@@ -1341,17 +1297,6 @@
     </w:p>
     <w:p>
       <w:pPr>
-        <w:ind w:firstLine="539"/>
-        <w:rPr>
-          <w:b/>
-          <w:i/>
-          <w:iCs/>
-          <w:szCs w:val="28"/>
-        </w:rPr>
-      </w:pPr>
-    </w:p>
-    <w:p>
-      <w:pPr>
         <w:pStyle w:val="3"/>
         <w:keepNext w:val="0"/>
         <w:widowControl w:val="0"/>
@@ -1381,183 +1326,234 @@
     </w:p>
     <w:p>
       <w:pPr>
+        <w:pStyle w:val="ab"/>
         <w:numPr>
           <w:ilvl w:val="0"/>
-          <w:numId w:val="29"/>
+          <w:numId w:val="31"/>
         </w:numPr>
-        <w:suppressAutoHyphens/>
-        <w:spacing w:line="240" w:lineRule="auto"/>
-        <w:rPr>
-          <w:bCs/>
-          <w:szCs w:val="28"/>
+        <w:ind w:left="284" w:hanging="284"/>
+        <w:rPr>
+          <w:lang w:eastAsia="ru-RU"/>
         </w:rPr>
       </w:pPr>
       <w:r>
         <w:rPr>
-          <w:bCs/>
-          <w:szCs w:val="28"/>
-        </w:rPr>
-        <w:t>Структура модуля компиляции</w:t>
+          <w:lang w:eastAsia="ru-RU"/>
+        </w:rPr>
+        <w:t>Структура модуля компиляции.</w:t>
+      </w:r>
+      <w:r>
+        <w:rPr>
+          <w:lang w:eastAsia="ru-RU"/>
+        </w:rPr>
+        <w:br/>
+        <w:t>Модуль компиляции в Java — это файл с расширением .java. В его начале может находиться объявление пакета (package), затем идут операторы импорта (import), после чего располагаются объявления классов, интерфейсов или перечислений. В одном файле может быть несколько классов, однако только один из них может быть объявлен как public, и имя этого класса должно совпадать с именем файла.</w:t>
       </w:r>
     </w:p>
     <w:p>
       <w:pPr>
+        <w:pStyle w:val="ab"/>
         <w:numPr>
           <w:ilvl w:val="0"/>
-          <w:numId w:val="29"/>
+          <w:numId w:val="31"/>
         </w:numPr>
-        <w:suppressAutoHyphens/>
-        <w:spacing w:line="240" w:lineRule="auto"/>
-        <w:rPr>
-          <w:bCs/>
-          <w:szCs w:val="28"/>
+        <w:ind w:left="284" w:hanging="284"/>
+        <w:rPr>
+          <w:lang w:eastAsia="ru-RU"/>
         </w:rPr>
       </w:pPr>
       <w:r>
         <w:rPr>
-          <w:bCs/>
-          <w:szCs w:val="28"/>
-        </w:rPr>
-        <w:t xml:space="preserve">Правила именования в </w:t>
+          <w:lang w:eastAsia="ru-RU"/>
+        </w:rPr>
+        <w:lastRenderedPageBreak/>
+        <w:t>Правила именования в Java.</w:t>
       </w:r>
       <w:r>
         <w:rPr>
-          <w:bCs/>
-          <w:szCs w:val="28"/>
-          <w:lang w:val="en-US"/>
-        </w:rPr>
-        <w:t>java</w:t>
+          <w:lang w:eastAsia="ru-RU"/>
+        </w:rPr>
+        <w:br/>
+        <w:t>Имена классов записываются с заглавной буквы в стиле CamelCase (например, FirstClass). Имена методов и переменных начинаются со строчной буквы (например, setValue, firstNumber). Константы записываются заглавными буквами с использованием символа подчеркивания (например, MAX_VALUE). Имя пакета обычно пишется строчными буквами (например, com.example.test). Имена не могут начинаться с цифры, содержать пробелы или совпадать с ключевыми словами языка.</w:t>
       </w:r>
     </w:p>
     <w:p>
       <w:pPr>
+        <w:pStyle w:val="ab"/>
         <w:numPr>
           <w:ilvl w:val="0"/>
-          <w:numId w:val="29"/>
+          <w:numId w:val="31"/>
         </w:numPr>
-        <w:suppressAutoHyphens/>
-        <w:spacing w:line="240" w:lineRule="auto"/>
-        <w:rPr>
-          <w:bCs/>
-          <w:szCs w:val="28"/>
+        <w:ind w:left="284" w:hanging="284"/>
+        <w:rPr>
+          <w:lang w:eastAsia="ru-RU"/>
         </w:rPr>
       </w:pPr>
       <w:r>
         <w:rPr>
-          <w:bCs/>
-          <w:szCs w:val="28"/>
-        </w:rPr>
-        <w:t>Понятие пакета</w:t>
+          <w:lang w:eastAsia="ru-RU"/>
+        </w:rPr>
+        <w:t>Понятие пакета.</w:t>
+      </w:r>
+      <w:r>
+        <w:rPr>
+          <w:lang w:eastAsia="ru-RU"/>
+        </w:rPr>
+        <w:br/>
+        <w:t>Пакет (package) — это механизм группировки связанных классов и интерфейсов в единое пространство имён. Пакеты используются для структурирования программы, предотвращения конфликтов имён и управления доступом. Имя пакета соответствует структуре каталогов в файловой системе.</w:t>
       </w:r>
     </w:p>
     <w:p>
       <w:pPr>
+        <w:pStyle w:val="ab"/>
         <w:numPr>
           <w:ilvl w:val="0"/>
-          <w:numId w:val="29"/>
+          <w:numId w:val="31"/>
         </w:numPr>
-        <w:suppressAutoHyphens/>
-        <w:spacing w:line="240" w:lineRule="auto"/>
-        <w:rPr>
-          <w:bCs/>
-          <w:szCs w:val="28"/>
+        <w:ind w:left="284" w:hanging="284"/>
+        <w:rPr>
+          <w:lang w:eastAsia="ru-RU"/>
         </w:rPr>
       </w:pPr>
       <w:r>
         <w:rPr>
-          <w:bCs/>
-          <w:szCs w:val="28"/>
-        </w:rPr>
-        <w:t>Правила импортирования пакетов</w:t>
+          <w:lang w:eastAsia="ru-RU"/>
+        </w:rPr>
+        <w:t>Правила импортирования пакетов.</w:t>
+      </w:r>
+      <w:r>
+        <w:rPr>
+          <w:lang w:eastAsia="ru-RU"/>
+        </w:rPr>
+        <w:br/>
+        <w:t>Для использования класса из другого пакета применяется оператор import. Можно импортировать конкретный класс (import package.ClassName;) или все классы пакета (import package.*;). Импорт не требуется для классов из пакета java.lang, так как он подключается автоматически. Импорт должен находиться после объявления package и до объявления классов.</w:t>
       </w:r>
     </w:p>
     <w:p>
       <w:pPr>
+        <w:pStyle w:val="ab"/>
         <w:numPr>
           <w:ilvl w:val="0"/>
-          <w:numId w:val="29"/>
+          <w:numId w:val="31"/>
         </w:numPr>
-        <w:suppressAutoHyphens/>
-        <w:spacing w:line="240" w:lineRule="auto"/>
-        <w:rPr>
-          <w:bCs/>
-          <w:szCs w:val="28"/>
+        <w:ind w:left="284" w:hanging="284"/>
+        <w:rPr>
+          <w:lang w:eastAsia="ru-RU"/>
         </w:rPr>
       </w:pPr>
       <w:r>
         <w:rPr>
-          <w:bCs/>
-          <w:szCs w:val="28"/>
-        </w:rPr>
-        <w:t>Правила статического импорта</w:t>
+          <w:lang w:eastAsia="ru-RU"/>
+        </w:rPr>
+        <w:t>Правила статического импорта.</w:t>
+      </w:r>
+      <w:r>
+        <w:rPr>
+          <w:lang w:eastAsia="ru-RU"/>
+        </w:rPr>
+        <w:br/>
+        <w:t>Статический импорт используется для импорта статических членов класса (методов и полей) и записывается как import static package.ClassName.member; либо import static package.ClassName.*;. Это позволяет обращаться к статическим методам и полям без указания имени класса.</w:t>
       </w:r>
     </w:p>
     <w:p>
       <w:pPr>
+        <w:pStyle w:val="ab"/>
         <w:numPr>
           <w:ilvl w:val="0"/>
-          <w:numId w:val="29"/>
+          <w:numId w:val="31"/>
         </w:numPr>
-        <w:suppressAutoHyphens/>
-        <w:spacing w:line="240" w:lineRule="auto"/>
-        <w:rPr>
-          <w:bCs/>
-          <w:szCs w:val="28"/>
+        <w:ind w:left="284" w:hanging="284"/>
+        <w:rPr>
+          <w:lang w:eastAsia="ru-RU"/>
         </w:rPr>
       </w:pPr>
       <w:r>
         <w:rPr>
-          <w:bCs/>
-          <w:szCs w:val="28"/>
-        </w:rPr>
-        <w:t xml:space="preserve">Состав класса в </w:t>
+          <w:lang w:eastAsia="ru-RU"/>
+        </w:rPr>
+        <w:lastRenderedPageBreak/>
+        <w:t>Состав класса в Java.</w:t>
       </w:r>
       <w:r>
         <w:rPr>
-          <w:bCs/>
-          <w:szCs w:val="28"/>
-          <w:lang w:val="en-US"/>
-        </w:rPr>
-        <w:t>java</w:t>
+          <w:lang w:eastAsia="ru-RU"/>
+        </w:rPr>
+        <w:br/>
+        <w:t>Класс в Java может содержать поля (переменные экземпляра и статические переменные), конструкторы, методы, блоки инициализации, вложенные классы. Доступ к членам класса регулируется модификаторами доступа (public, protected, private, default). Класс может также иметь модификаторы, такие как public, abstract, final.</w:t>
       </w:r>
     </w:p>
     <w:p>
       <w:pPr>
+        <w:pStyle w:val="ab"/>
         <w:numPr>
           <w:ilvl w:val="0"/>
-          <w:numId w:val="29"/>
+          <w:numId w:val="31"/>
         </w:numPr>
-        <w:suppressAutoHyphens/>
-        <w:spacing w:line="240" w:lineRule="auto"/>
-        <w:rPr>
-          <w:bCs/>
-          <w:szCs w:val="28"/>
+        <w:ind w:left="284" w:hanging="284"/>
+        <w:rPr>
+          <w:lang w:eastAsia="ru-RU"/>
         </w:rPr>
       </w:pPr>
       <w:r>
         <w:rPr>
-          <w:bCs/>
-          <w:szCs w:val="28"/>
-        </w:rPr>
-        <w:t xml:space="preserve">Метод </w:t>
+          <w:lang w:eastAsia="ru-RU"/>
+        </w:rPr>
+        <w:t>Метод main().</w:t>
       </w:r>
-      <w:proofErr w:type="gramStart"/>
       <w:r>
         <w:rPr>
-          <w:bCs/>
-          <w:szCs w:val="28"/>
-          <w:lang w:val="en-US"/>
-        </w:rPr>
-        <w:t>main(</w:t>
+          <w:lang w:eastAsia="ru-RU"/>
+        </w:rPr>
+        <w:br/>
+        <w:t>Метод main() является точкой входа в программу Java. Он</w:t>
       </w:r>
-      <w:proofErr w:type="gramEnd"/>
       <w:r>
         <w:rPr>
-          <w:bCs/>
-          <w:szCs w:val="28"/>
-          <w:lang w:val="en-US"/>
-        </w:rPr>
-        <w:t>)</w:t>
+          <w:lang w:val="en-US" w:eastAsia="ru-RU"/>
+        </w:rPr>
+        <w:t xml:space="preserve"> </w:t>
+      </w:r>
+      <w:r>
+        <w:rPr>
+          <w:lang w:eastAsia="ru-RU"/>
+        </w:rPr>
+        <w:t>должен</w:t>
+      </w:r>
+      <w:r>
+        <w:rPr>
+          <w:lang w:val="en-US" w:eastAsia="ru-RU"/>
+        </w:rPr>
+        <w:t xml:space="preserve"> </w:t>
+      </w:r>
+      <w:r>
+        <w:rPr>
+          <w:lang w:eastAsia="ru-RU"/>
+        </w:rPr>
+        <w:t>иметь</w:t>
+      </w:r>
+      <w:r>
+        <w:rPr>
+          <w:lang w:val="en-US" w:eastAsia="ru-RU"/>
+        </w:rPr>
+        <w:t xml:space="preserve"> </w:t>
+      </w:r>
+      <w:r>
+        <w:rPr>
+          <w:lang w:eastAsia="ru-RU"/>
+        </w:rPr>
+        <w:t>сигнатуру</w:t>
+      </w:r>
+      <w:r>
+        <w:rPr>
+          <w:lang w:val="en-US" w:eastAsia="ru-RU"/>
+        </w:rPr>
+        <w:t xml:space="preserve"> public static void main(String[] args). </w:t>
+      </w:r>
+      <w:r>
+        <w:rPr>
+          <w:lang w:eastAsia="ru-RU"/>
+        </w:rPr>
+        <w:t>Ключевое слово public делает метод доступным для JVM, static позволяет вызывать его без создания объекта класса, void означает отсутствие возвращаемого значения, а параметр String[] args предназначен для передачи аргументов командной строки.</w:t>
       </w:r>
     </w:p>
     <w:p>
@@ -2738,6 +2734,119 @@
     </w:lvl>
   </w:abstractNum>
   <w:abstractNum w:abstractNumId="7" w15:restartNumberingAfterBreak="0">
+    <w:nsid w:val="131A0D38"/>
+    <w:multiLevelType w:val="multilevel"/>
+    <w:tmpl w:val="85A69DA0"/>
+    <w:lvl w:ilvl="0">
+      <w:start w:val="1"/>
+      <w:numFmt w:val="decimal"/>
+      <w:lvlText w:val="%1."/>
+      <w:lvlJc w:val="left"/>
+      <w:pPr>
+        <w:tabs>
+          <w:tab w:val="num" w:pos="720"/>
+        </w:tabs>
+        <w:ind w:left="720" w:hanging="360"/>
+      </w:pPr>
+    </w:lvl>
+    <w:lvl w:ilvl="1" w:tentative="1">
+      <w:start w:val="1"/>
+      <w:numFmt w:val="decimal"/>
+      <w:lvlText w:val="%2."/>
+      <w:lvlJc w:val="left"/>
+      <w:pPr>
+        <w:tabs>
+          <w:tab w:val="num" w:pos="1440"/>
+        </w:tabs>
+        <w:ind w:left="1440" w:hanging="360"/>
+      </w:pPr>
+    </w:lvl>
+    <w:lvl w:ilvl="2" w:tentative="1">
+      <w:start w:val="1"/>
+      <w:numFmt w:val="decimal"/>
+      <w:lvlText w:val="%3."/>
+      <w:lvlJc w:val="left"/>
+      <w:pPr>
+        <w:tabs>
+          <w:tab w:val="num" w:pos="2160"/>
+        </w:tabs>
+        <w:ind w:left="2160" w:hanging="360"/>
+      </w:pPr>
+    </w:lvl>
+    <w:lvl w:ilvl="3" w:tentative="1">
+      <w:start w:val="1"/>
+      <w:numFmt w:val="decimal"/>
+      <w:lvlText w:val="%4."/>
+      <w:lvlJc w:val="left"/>
+      <w:pPr>
+        <w:tabs>
+          <w:tab w:val="num" w:pos="2880"/>
+        </w:tabs>
+        <w:ind w:left="2880" w:hanging="360"/>
+      </w:pPr>
+    </w:lvl>
+    <w:lvl w:ilvl="4" w:tentative="1">
+      <w:start w:val="1"/>
+      <w:numFmt w:val="decimal"/>
+      <w:lvlText w:val="%5."/>
+      <w:lvlJc w:val="left"/>
+      <w:pPr>
+        <w:tabs>
+          <w:tab w:val="num" w:pos="3600"/>
+        </w:tabs>
+        <w:ind w:left="3600" w:hanging="360"/>
+      </w:pPr>
+    </w:lvl>
+    <w:lvl w:ilvl="5" w:tentative="1">
+      <w:start w:val="1"/>
+      <w:numFmt w:val="decimal"/>
+      <w:lvlText w:val="%6."/>
+      <w:lvlJc w:val="left"/>
+      <w:pPr>
+        <w:tabs>
+          <w:tab w:val="num" w:pos="4320"/>
+        </w:tabs>
+        <w:ind w:left="4320" w:hanging="360"/>
+      </w:pPr>
+    </w:lvl>
+    <w:lvl w:ilvl="6" w:tentative="1">
+      <w:start w:val="1"/>
+      <w:numFmt w:val="decimal"/>
+      <w:lvlText w:val="%7."/>
+      <w:lvlJc w:val="left"/>
+      <w:pPr>
+        <w:tabs>
+          <w:tab w:val="num" w:pos="5040"/>
+        </w:tabs>
+        <w:ind w:left="5040" w:hanging="360"/>
+      </w:pPr>
+    </w:lvl>
+    <w:lvl w:ilvl="7" w:tentative="1">
+      <w:start w:val="1"/>
+      <w:numFmt w:val="decimal"/>
+      <w:lvlText w:val="%8."/>
+      <w:lvlJc w:val="left"/>
+      <w:pPr>
+        <w:tabs>
+          <w:tab w:val="num" w:pos="5760"/>
+        </w:tabs>
+        <w:ind w:left="5760" w:hanging="360"/>
+      </w:pPr>
+    </w:lvl>
+    <w:lvl w:ilvl="8" w:tentative="1">
+      <w:start w:val="1"/>
+      <w:numFmt w:val="decimal"/>
+      <w:lvlText w:val="%9."/>
+      <w:lvlJc w:val="left"/>
+      <w:pPr>
+        <w:tabs>
+          <w:tab w:val="num" w:pos="6480"/>
+        </w:tabs>
+        <w:ind w:left="6480" w:hanging="360"/>
+      </w:pPr>
+    </w:lvl>
+  </w:abstractNum>
+  <w:abstractNum w:abstractNumId="8" w15:restartNumberingAfterBreak="0">
     <w:nsid w:val="13BF4222"/>
     <w:multiLevelType w:val="multilevel"/>
     <w:tmpl w:val="8610BB5C"/>
@@ -2886,7 +2995,7 @@
       </w:rPr>
     </w:lvl>
   </w:abstractNum>
-  <w:abstractNum w:abstractNumId="8" w15:restartNumberingAfterBreak="0">
+  <w:abstractNum w:abstractNumId="9" w15:restartNumberingAfterBreak="0">
     <w:nsid w:val="14331B9F"/>
     <w:multiLevelType w:val="multilevel"/>
     <w:tmpl w:val="D2BC250E"/>
@@ -3002,7 +3111,7 @@
       </w:rPr>
     </w:lvl>
   </w:abstractNum>
-  <w:abstractNum w:abstractNumId="9" w15:restartNumberingAfterBreak="0">
+  <w:abstractNum w:abstractNumId="10" w15:restartNumberingAfterBreak="0">
     <w:nsid w:val="1975415E"/>
     <w:multiLevelType w:val="multilevel"/>
     <w:tmpl w:val="E3445E28"/>
@@ -3151,7 +3260,7 @@
       </w:rPr>
     </w:lvl>
   </w:abstractNum>
-  <w:abstractNum w:abstractNumId="10" w15:restartNumberingAfterBreak="0">
+  <w:abstractNum w:abstractNumId="11" w15:restartNumberingAfterBreak="0">
     <w:nsid w:val="1CD56001"/>
     <w:multiLevelType w:val="hybridMultilevel"/>
     <w:tmpl w:val="BC7A2F38"/>
@@ -3273,7 +3382,7 @@
       </w:pPr>
     </w:lvl>
   </w:abstractNum>
-  <w:abstractNum w:abstractNumId="11" w15:restartNumberingAfterBreak="0">
+  <w:abstractNum w:abstractNumId="12" w15:restartNumberingAfterBreak="0">
     <w:nsid w:val="1F0E017A"/>
     <w:multiLevelType w:val="multilevel"/>
     <w:tmpl w:val="8ECEF4B8"/>
@@ -3422,7 +3531,7 @@
       </w:rPr>
     </w:lvl>
   </w:abstractNum>
-  <w:abstractNum w:abstractNumId="12" w15:restartNumberingAfterBreak="0">
+  <w:abstractNum w:abstractNumId="13" w15:restartNumberingAfterBreak="0">
     <w:nsid w:val="21CE1D43"/>
     <w:multiLevelType w:val="multilevel"/>
     <w:tmpl w:val="B968422E"/>
@@ -3571,7 +3680,7 @@
       </w:rPr>
     </w:lvl>
   </w:abstractNum>
-  <w:abstractNum w:abstractNumId="13" w15:restartNumberingAfterBreak="0">
+  <w:abstractNum w:abstractNumId="14" w15:restartNumberingAfterBreak="0">
     <w:nsid w:val="2B687173"/>
     <w:multiLevelType w:val="multilevel"/>
     <w:tmpl w:val="3A2AA63E"/>
@@ -3720,7 +3829,7 @@
       </w:rPr>
     </w:lvl>
   </w:abstractNum>
-  <w:abstractNum w:abstractNumId="14" w15:restartNumberingAfterBreak="0">
+  <w:abstractNum w:abstractNumId="15" w15:restartNumberingAfterBreak="0">
     <w:nsid w:val="2BB85FE3"/>
     <w:multiLevelType w:val="multilevel"/>
     <w:tmpl w:val="AC3AD668"/>
@@ -3869,7 +3978,7 @@
       </w:rPr>
     </w:lvl>
   </w:abstractNum>
-  <w:abstractNum w:abstractNumId="15" w15:restartNumberingAfterBreak="0">
+  <w:abstractNum w:abstractNumId="16" w15:restartNumberingAfterBreak="0">
     <w:nsid w:val="2D0968D0"/>
     <w:multiLevelType w:val="hybridMultilevel"/>
     <w:tmpl w:val="71264EA8"/>
@@ -3991,7 +4100,7 @@
       </w:pPr>
     </w:lvl>
   </w:abstractNum>
-  <w:abstractNum w:abstractNumId="16" w15:restartNumberingAfterBreak="0">
+  <w:abstractNum w:abstractNumId="17" w15:restartNumberingAfterBreak="0">
     <w:nsid w:val="34EE4B39"/>
     <w:multiLevelType w:val="multilevel"/>
     <w:tmpl w:val="0840D11E"/>
@@ -4104,7 +4213,7 @@
       </w:pPr>
     </w:lvl>
   </w:abstractNum>
-  <w:abstractNum w:abstractNumId="17" w15:restartNumberingAfterBreak="0">
+  <w:abstractNum w:abstractNumId="18" w15:restartNumberingAfterBreak="0">
     <w:nsid w:val="45C011BE"/>
     <w:multiLevelType w:val="multilevel"/>
     <w:tmpl w:val="A0A69D0C"/>
@@ -4253,7 +4362,7 @@
       </w:rPr>
     </w:lvl>
   </w:abstractNum>
-  <w:abstractNum w:abstractNumId="18" w15:restartNumberingAfterBreak="0">
+  <w:abstractNum w:abstractNumId="19" w15:restartNumberingAfterBreak="0">
     <w:nsid w:val="47123390"/>
     <w:multiLevelType w:val="multilevel"/>
     <w:tmpl w:val="98FC9AB6"/>
@@ -4402,7 +4511,7 @@
       </w:rPr>
     </w:lvl>
   </w:abstractNum>
-  <w:abstractNum w:abstractNumId="19" w15:restartNumberingAfterBreak="0">
+  <w:abstractNum w:abstractNumId="20" w15:restartNumberingAfterBreak="0">
     <w:nsid w:val="47390F4A"/>
     <w:multiLevelType w:val="multilevel"/>
     <w:tmpl w:val="9702A0CE"/>
@@ -4551,7 +4660,7 @@
       </w:rPr>
     </w:lvl>
   </w:abstractNum>
-  <w:abstractNum w:abstractNumId="20" w15:restartNumberingAfterBreak="0">
+  <w:abstractNum w:abstractNumId="21" w15:restartNumberingAfterBreak="0">
     <w:nsid w:val="4F8C7118"/>
     <w:multiLevelType w:val="hybridMultilevel"/>
     <w:tmpl w:val="BAFE560C"/>
@@ -4667,7 +4776,7 @@
       </w:pPr>
     </w:lvl>
   </w:abstractNum>
-  <w:abstractNum w:abstractNumId="21" w15:restartNumberingAfterBreak="0">
+  <w:abstractNum w:abstractNumId="22" w15:restartNumberingAfterBreak="0">
     <w:nsid w:val="58213C5B"/>
     <w:multiLevelType w:val="multilevel"/>
     <w:tmpl w:val="8070AD7C"/>
@@ -4816,7 +4925,7 @@
       </w:rPr>
     </w:lvl>
   </w:abstractNum>
-  <w:abstractNum w:abstractNumId="22" w15:restartNumberingAfterBreak="0">
+  <w:abstractNum w:abstractNumId="23" w15:restartNumberingAfterBreak="0">
     <w:nsid w:val="5B267A33"/>
     <w:multiLevelType w:val="multilevel"/>
     <w:tmpl w:val="9B129832"/>
@@ -4965,7 +5074,93 @@
       </w:rPr>
     </w:lvl>
   </w:abstractNum>
-  <w:abstractNum w:abstractNumId="23" w15:restartNumberingAfterBreak="0">
+  <w:abstractNum w:abstractNumId="24" w15:restartNumberingAfterBreak="0">
+    <w:nsid w:val="604745D9"/>
+    <w:multiLevelType w:val="hybridMultilevel"/>
+    <w:tmpl w:val="D66C9A44"/>
+    <w:lvl w:ilvl="0" w:tplc="0419000F">
+      <w:start w:val="1"/>
+      <w:numFmt w:val="decimal"/>
+      <w:lvlText w:val="%1."/>
+      <w:lvlJc w:val="left"/>
+      <w:pPr>
+        <w:ind w:left="1429" w:hanging="360"/>
+      </w:pPr>
+    </w:lvl>
+    <w:lvl w:ilvl="1" w:tplc="04190019" w:tentative="1">
+      <w:start w:val="1"/>
+      <w:numFmt w:val="lowerLetter"/>
+      <w:lvlText w:val="%2."/>
+      <w:lvlJc w:val="left"/>
+      <w:pPr>
+        <w:ind w:left="2149" w:hanging="360"/>
+      </w:pPr>
+    </w:lvl>
+    <w:lvl w:ilvl="2" w:tplc="0419001B" w:tentative="1">
+      <w:start w:val="1"/>
+      <w:numFmt w:val="lowerRoman"/>
+      <w:lvlText w:val="%3."/>
+      <w:lvlJc w:val="right"/>
+      <w:pPr>
+        <w:ind w:left="2869" w:hanging="180"/>
+      </w:pPr>
+    </w:lvl>
+    <w:lvl w:ilvl="3" w:tplc="0419000F" w:tentative="1">
+      <w:start w:val="1"/>
+      <w:numFmt w:val="decimal"/>
+      <w:lvlText w:val="%4."/>
+      <w:lvlJc w:val="left"/>
+      <w:pPr>
+        <w:ind w:left="3589" w:hanging="360"/>
+      </w:pPr>
+    </w:lvl>
+    <w:lvl w:ilvl="4" w:tplc="04190019" w:tentative="1">
+      <w:start w:val="1"/>
+      <w:numFmt w:val="lowerLetter"/>
+      <w:lvlText w:val="%5."/>
+      <w:lvlJc w:val="left"/>
+      <w:pPr>
+        <w:ind w:left="4309" w:hanging="360"/>
+      </w:pPr>
+    </w:lvl>
+    <w:lvl w:ilvl="5" w:tplc="0419001B" w:tentative="1">
+      <w:start w:val="1"/>
+      <w:numFmt w:val="lowerRoman"/>
+      <w:lvlText w:val="%6."/>
+      <w:lvlJc w:val="right"/>
+      <w:pPr>
+        <w:ind w:left="5029" w:hanging="180"/>
+      </w:pPr>
+    </w:lvl>
+    <w:lvl w:ilvl="6" w:tplc="0419000F" w:tentative="1">
+      <w:start w:val="1"/>
+      <w:numFmt w:val="decimal"/>
+      <w:lvlText w:val="%7."/>
+      <w:lvlJc w:val="left"/>
+      <w:pPr>
+        <w:ind w:left="5749" w:hanging="360"/>
+      </w:pPr>
+    </w:lvl>
+    <w:lvl w:ilvl="7" w:tplc="04190019" w:tentative="1">
+      <w:start w:val="1"/>
+      <w:numFmt w:val="lowerLetter"/>
+      <w:lvlText w:val="%8."/>
+      <w:lvlJc w:val="left"/>
+      <w:pPr>
+        <w:ind w:left="6469" w:hanging="360"/>
+      </w:pPr>
+    </w:lvl>
+    <w:lvl w:ilvl="8" w:tplc="0419001B" w:tentative="1">
+      <w:start w:val="1"/>
+      <w:numFmt w:val="lowerRoman"/>
+      <w:lvlText w:val="%9."/>
+      <w:lvlJc w:val="right"/>
+      <w:pPr>
+        <w:ind w:left="7189" w:hanging="180"/>
+      </w:pPr>
+    </w:lvl>
+  </w:abstractNum>
+  <w:abstractNum w:abstractNumId="25" w15:restartNumberingAfterBreak="0">
     <w:nsid w:val="60FB44CA"/>
     <w:multiLevelType w:val="multilevel"/>
     <w:tmpl w:val="8FFC36B8"/>
@@ -5114,7 +5309,7 @@
       </w:rPr>
     </w:lvl>
   </w:abstractNum>
-  <w:abstractNum w:abstractNumId="24" w15:restartNumberingAfterBreak="0">
+  <w:abstractNum w:abstractNumId="26" w15:restartNumberingAfterBreak="0">
     <w:nsid w:val="69F2314C"/>
     <w:multiLevelType w:val="multilevel"/>
     <w:tmpl w:val="E5686AA0"/>
@@ -5263,7 +5458,7 @@
       </w:rPr>
     </w:lvl>
   </w:abstractNum>
-  <w:abstractNum w:abstractNumId="25" w15:restartNumberingAfterBreak="0">
+  <w:abstractNum w:abstractNumId="27" w15:restartNumberingAfterBreak="0">
     <w:nsid w:val="6A4770DE"/>
     <w:multiLevelType w:val="multilevel"/>
     <w:tmpl w:val="A6B84B4A"/>
@@ -5412,7 +5607,7 @@
       </w:rPr>
     </w:lvl>
   </w:abstractNum>
-  <w:abstractNum w:abstractNumId="26" w15:restartNumberingAfterBreak="0">
+  <w:abstractNum w:abstractNumId="28" w15:restartNumberingAfterBreak="0">
     <w:nsid w:val="6B61329D"/>
     <w:multiLevelType w:val="multilevel"/>
     <w:tmpl w:val="F09C1BF2"/>
@@ -5561,7 +5756,7 @@
       </w:rPr>
     </w:lvl>
   </w:abstractNum>
-  <w:abstractNum w:abstractNumId="27" w15:restartNumberingAfterBreak="0">
+  <w:abstractNum w:abstractNumId="29" w15:restartNumberingAfterBreak="0">
     <w:nsid w:val="73AD7DA2"/>
     <w:multiLevelType w:val="multilevel"/>
     <w:tmpl w:val="0D12DAFA"/>
@@ -5710,7 +5905,7 @@
       </w:rPr>
     </w:lvl>
   </w:abstractNum>
-  <w:abstractNum w:abstractNumId="28" w15:restartNumberingAfterBreak="0">
+  <w:abstractNum w:abstractNumId="30" w15:restartNumberingAfterBreak="0">
     <w:nsid w:val="7685288A"/>
     <w:multiLevelType w:val="multilevel"/>
     <w:tmpl w:val="DD62A40C"/>
@@ -5860,28 +6055,28 @@
     </w:lvl>
   </w:abstractNum>
   <w:num w:numId="1">
-    <w:abstractNumId w:val="8"/>
+    <w:abstractNumId w:val="9"/>
   </w:num>
   <w:num w:numId="2">
-    <w:abstractNumId w:val="15"/>
+    <w:abstractNumId w:val="16"/>
   </w:num>
   <w:num w:numId="3">
     <w:abstractNumId w:val="0"/>
   </w:num>
   <w:num w:numId="4">
-    <w:abstractNumId w:val="10"/>
+    <w:abstractNumId w:val="11"/>
     <w:lvlOverride w:ilvl="0">
       <w:startOverride w:val="1"/>
     </w:lvlOverride>
   </w:num>
   <w:num w:numId="5">
-    <w:abstractNumId w:val="16"/>
+    <w:abstractNumId w:val="17"/>
   </w:num>
   <w:num w:numId="6">
     <w:abstractNumId w:val="2"/>
   </w:num>
   <w:num w:numId="7">
-    <w:abstractNumId w:val="24"/>
+    <w:abstractNumId w:val="26"/>
   </w:num>
   <w:num w:numId="8">
     <w:abstractNumId w:val="4"/>
@@ -5893,61 +6088,67 @@
     <w:abstractNumId w:val="6"/>
   </w:num>
   <w:num w:numId="11">
+    <w:abstractNumId w:val="20"/>
+  </w:num>
+  <w:num w:numId="12">
+    <w:abstractNumId w:val="18"/>
+  </w:num>
+  <w:num w:numId="13">
     <w:abstractNumId w:val="19"/>
   </w:num>
-  <w:num w:numId="12">
-    <w:abstractNumId w:val="17"/>
-  </w:num>
-  <w:num w:numId="13">
-    <w:abstractNumId w:val="18"/>
-  </w:num>
   <w:num w:numId="14">
-    <w:abstractNumId w:val="21"/>
+    <w:abstractNumId w:val="22"/>
   </w:num>
   <w:num w:numId="15">
+    <w:abstractNumId w:val="30"/>
+  </w:num>
+  <w:num w:numId="16">
+    <w:abstractNumId w:val="29"/>
+  </w:num>
+  <w:num w:numId="17">
     <w:abstractNumId w:val="28"/>
   </w:num>
-  <w:num w:numId="16">
+  <w:num w:numId="18">
+    <w:abstractNumId w:val="14"/>
+  </w:num>
+  <w:num w:numId="19">
+    <w:abstractNumId w:val="13"/>
+  </w:num>
+  <w:num w:numId="20">
+    <w:abstractNumId w:val="15"/>
+  </w:num>
+  <w:num w:numId="21">
     <w:abstractNumId w:val="27"/>
   </w:num>
-  <w:num w:numId="17">
-    <w:abstractNumId w:val="26"/>
+  <w:num w:numId="22">
+    <w:abstractNumId w:val="10"/>
   </w:num>
-  <w:num w:numId="18">
-    <w:abstractNumId w:val="13"/>
-  </w:num>
-  <w:num w:numId="19">
-    <w:abstractNumId w:val="12"/>
-  </w:num>
-  <w:num w:numId="20">
-    <w:abstractNumId w:val="14"/>
-  </w:num>
-  <w:num w:numId="21">
+  <w:num w:numId="23">
     <w:abstractNumId w:val="25"/>
   </w:num>
-  <w:num w:numId="22">
-    <w:abstractNumId w:val="9"/>
-  </w:num>
-  <w:num w:numId="23">
+  <w:num w:numId="24">
     <w:abstractNumId w:val="23"/>
-  </w:num>
-  <w:num w:numId="24">
-    <w:abstractNumId w:val="22"/>
   </w:num>
   <w:num w:numId="25">
     <w:abstractNumId w:val="5"/>
   </w:num>
   <w:num w:numId="26">
-    <w:abstractNumId w:val="7"/>
+    <w:abstractNumId w:val="8"/>
   </w:num>
   <w:num w:numId="27">
-    <w:abstractNumId w:val="11"/>
+    <w:abstractNumId w:val="12"/>
   </w:num>
   <w:num w:numId="28">
     <w:abstractNumId w:val="1"/>
   </w:num>
   <w:num w:numId="29">
-    <w:abstractNumId w:val="20"/>
+    <w:abstractNumId w:val="21"/>
+  </w:num>
+  <w:num w:numId="30">
+    <w:abstractNumId w:val="7"/>
+  </w:num>
+  <w:num w:numId="31">
+    <w:abstractNumId w:val="24"/>
   </w:num>
   <w:numIdMacAtCleanup w:val="28"/>
 </w:numbering>
